--- a/(e)CRF/Per protocolnaam/01_Screening-before-consent form.docx
+++ b/(e)CRF/Per protocolnaam/01_Screening-before-consent form.docx
@@ -388,105 +388,214 @@
               <w:rPr>
                 <w:color w:val="24303B"/>
               </w:rPr>
-              <w:t xml:space="preserve">Risicovoet (categorie 3) met een recent genezen </w:t>
+              <w:t>Risicovoet (categorie 3) met een recent genezen plantair voetulcus, of een partiële voetamputatie (één of meerdere tenen, inclusief de hallux), of resectie van één of meerdere metatarsaalkoppen — de eerste inbegrepen — in de afgelopen 18 maanden tot 2 weken vóór inclusie.</w:t>
             </w:r>
             <w:proofErr w:type="spellStart"/>
             <w:r>
               <w:rPr>
                 <w:color w:val="24303B"/>
               </w:rPr>
-              <w:t>plantair</w:t>
             </w:r>
             <w:proofErr w:type="spellEnd"/>
             <w:r>
               <w:rPr>
                 <w:color w:val="24303B"/>
               </w:rPr>
-              <w:t xml:space="preserve"> voet</w:t>
-            </w:r>
-            <w:r>
-              <w:rPr>
-                <w:color w:val="24303B"/>
-              </w:rPr>
-              <w:t>ulcus</w:t>
-            </w:r>
-            <w:r>
-              <w:rPr>
-                <w:color w:val="24303B"/>
-              </w:rPr>
-              <w:t xml:space="preserve"> of een partiële voetamputatie (één of meerdere tenen, inclusief </w:t>
+            </w:r>
+            <w:r>
+              <w:rPr>
+                <w:color w:val="24303B"/>
+              </w:rPr>
+            </w:r>
+            <w:r>
+              <w:rPr>
+                <w:color w:val="24303B"/>
+              </w:rPr>
             </w:r>
             <w:proofErr w:type="spellStart"/>
             <w:r>
               <w:rPr>
                 <w:color w:val="24303B"/>
               </w:rPr>
-              <w:t>hallux</w:t>
             </w:r>
             <w:proofErr w:type="spellEnd"/>
             <w:r>
               <w:rPr>
                 <w:color w:val="24303B"/>
               </w:rPr>
-              <w:t xml:space="preserve">) of resectie van één of meerdere </w:t>
             </w:r>
             <w:proofErr w:type="spellStart"/>
             <w:r>
               <w:rPr>
                 <w:color w:val="24303B"/>
               </w:rPr>
-              <w:t>metatars</w:t>
-            </w:r>
-            <w:r>
-              <w:rPr>
-                <w:color w:val="24303B"/>
-              </w:rPr>
-              <w:t>aal</w:t>
-            </w:r>
-            <w:r>
-              <w:rPr>
-                <w:color w:val="24303B"/>
-              </w:rPr>
-              <w:t>koppen</w:t>
+            </w:r>
+            <w:r>
+              <w:rPr>
+                <w:color w:val="24303B"/>
+              </w:rPr>
+            </w:r>
+            <w:r>
+              <w:rPr>
+                <w:color w:val="24303B"/>
+              </w:rPr>
             </w:r>
             <w:proofErr w:type="spellEnd"/>
             <w:r>
               <w:rPr>
                 <w:color w:val="24303B"/>
               </w:rPr>
-              <w:t xml:space="preserve"> (niet de eerste </w:t>
             </w:r>
             <w:proofErr w:type="spellStart"/>
             <w:r>
               <w:rPr>
                 <w:color w:val="24303B"/>
               </w:rPr>
-              <w:t>metatars</w:t>
-            </w:r>
-            <w:r>
-              <w:rPr>
-                <w:color w:val="24303B"/>
-              </w:rPr>
-              <w:t>a</w:t>
-            </w:r>
-            <w:r>
-              <w:rPr>
-                <w:color w:val="24303B"/>
-              </w:rPr>
-              <w:t>alkop</w:t>
+            </w:r>
+            <w:r>
+              <w:rPr>
+                <w:color w:val="24303B"/>
+              </w:rPr>
+            </w:r>
+            <w:r>
+              <w:rPr>
+                <w:color w:val="24303B"/>
+              </w:rPr>
             </w:r>
             <w:proofErr w:type="spellEnd"/>
             <w:r>
               <w:rPr>
                 <w:color w:val="24303B"/>
               </w:rPr>
-              <w:t>) in de afgelopen 18 maanden tot 2 weken vóór inclusie</w:t>
-            </w:r>
-            <w:r>
-              <w:rPr>
-                <w:color w:val="24303B"/>
-              </w:rPr>
-              <w:t>.</w:t>
+            </w:r>
+            <w:r>
+              <w:rPr>
+                <w:color w:val="24303B"/>
+              </w:rPr>
+            </w:r>
+          </w:p>
+        </w:tc>
+      </w:tr>
+      <w:tr>
+        <w:tc>
+          <w:tcPr>
+            <w:tcW w:w="567" w:type="dxa"/>
+          </w:tcPr>
+          <w:p>
+            <w:pPr>
+              <w:spacing w:line="360" w:lineRule="auto"/>
+              <w:jc w:val="center"/>
+              <w:rPr>
+                <w:rFonts w:ascii="Calibri" w:hAnsi="Calibri" w:cs="Calibri"/>
+              </w:rPr>
+            </w:pPr>
+            <w:r>
+              <w:rPr>
+                <w:rFonts w:ascii="Segoe UI Symbol" w:hAnsi="Segoe UI Symbol" w:cs="Segoe UI Symbol"/>
+              </w:rPr>
+              <w:t>☐</w:t>
+            </w:r>
+          </w:p>
+        </w:tc>
+        <w:tc>
+          <w:tcPr>
+            <w:tcW w:w="8504" w:type="dxa"/>
+          </w:tcPr>
+          <w:p>
+            <w:pPr>
+              <w:spacing w:line="360" w:lineRule="auto"/>
+              <w:rPr>
+                <w:rFonts w:ascii="Calibri" w:hAnsi="Calibri" w:cs="Calibri"/>
+              </w:rPr>
+            </w:pPr>
+            <w:r>
+              <w:rPr>
+                <w:color w:val="24303B"/>
+              </w:rPr>
+              <w:t>Stabiele vaatstatus naar klinisch oordeel van de behandelende artsen.</w:t>
+            </w:r>
+            <w:proofErr w:type="spellStart"/>
+            <w:r>
+              <w:rPr>
+                <w:color w:val="24303B"/>
+              </w:rPr>
+            </w:r>
+            <w:proofErr w:type="spellEnd"/>
+            <w:r>
+              <w:rPr>
+                <w:color w:val="24303B"/>
+              </w:rPr>
+            </w:r>
+            <w:r>
+              <w:rPr>
+                <w:color w:val="24303B"/>
+              </w:rPr>
+            </w:r>
+            <w:r>
+              <w:rPr>
+                <w:color w:val="24303B"/>
+              </w:rPr>
+            </w:r>
+            <w:proofErr w:type="spellStart"/>
+            <w:r>
+              <w:rPr>
+                <w:color w:val="24303B"/>
+              </w:rPr>
+            </w:r>
+            <w:proofErr w:type="spellEnd"/>
+            <w:r>
+              <w:rPr>
+                <w:color w:val="24303B"/>
+              </w:rPr>
+            </w:r>
+            <w:proofErr w:type="spellStart"/>
+            <w:r>
+              <w:rPr>
+                <w:color w:val="24303B"/>
+              </w:rPr>
+            </w:r>
+            <w:r>
+              <w:rPr>
+                <w:color w:val="24303B"/>
+              </w:rPr>
+            </w:r>
+            <w:r>
+              <w:rPr>
+                <w:color w:val="24303B"/>
+              </w:rPr>
+            </w:r>
+            <w:proofErr w:type="spellEnd"/>
+            <w:r>
+              <w:rPr>
+                <w:color w:val="24303B"/>
+              </w:rPr>
+            </w:r>
+            <w:proofErr w:type="spellStart"/>
+            <w:r>
+              <w:rPr>
+                <w:color w:val="24303B"/>
+              </w:rPr>
+            </w:r>
+            <w:r>
+              <w:rPr>
+                <w:color w:val="24303B"/>
+              </w:rPr>
+            </w:r>
+            <w:r>
+              <w:rPr>
+                <w:color w:val="24303B"/>
+              </w:rPr>
+            </w:r>
+            <w:proofErr w:type="spellEnd"/>
+            <w:r>
+              <w:rPr>
+                <w:color w:val="24303B"/>
+              </w:rPr>
+            </w:r>
+            <w:r>
+              <w:rPr>
+                <w:color w:val="24303B"/>
+              </w:rPr>
             </w:r>
           </w:p>
         </w:tc>
@@ -824,7 +933,89 @@
               <w:rPr>
                 <w:color w:val="24303B"/>
               </w:rPr>
+              <w:t>Vaatstatus PEDIS graad 3, kritische ischemie: enkelsystoledruk &lt; 50 mmHg, of teensystoledruk &lt; 30 mmHg, of TcpO₂ &lt; 30 mmHg</w:t>
+            </w:r>
+          </w:p>
+        </w:tc>
+      </w:tr>
+      <w:tr>
+        <w:tc>
+          <w:tcPr>
+            <w:tcW w:w="567" w:type="dxa"/>
+          </w:tcPr>
+          <w:p>
+            <w:pPr>
+              <w:spacing w:line="360" w:lineRule="auto"/>
+              <w:jc w:val="center"/>
+              <w:rPr>
+                <w:rFonts w:ascii="Calibri" w:hAnsi="Calibri" w:cs="Calibri"/>
+              </w:rPr>
+            </w:pPr>
+            <w:r>
+              <w:rPr>
+                <w:rFonts w:ascii="Segoe UI Symbol" w:hAnsi="Segoe UI Symbol" w:cs="Segoe UI Symbol"/>
+              </w:rPr>
+              <w:t>☐</w:t>
+            </w:r>
+          </w:p>
+        </w:tc>
+        <w:tc>
+          <w:tcPr>
+            <w:tcW w:w="8504" w:type="dxa"/>
+          </w:tcPr>
+          <w:p>
+            <w:pPr>
+              <w:spacing w:line="360" w:lineRule="auto"/>
+              <w:rPr>
+                <w:rFonts w:ascii="Calibri" w:hAnsi="Calibri" w:cs="Calibri"/>
+              </w:rPr>
+            </w:pPr>
+            <w:r>
+              <w:rPr>
+                <w:color w:val="24303B"/>
+              </w:rPr>
               <w:t>Nierfunctievervangende therapie (dialyse) ondergaan</w:t>
+            </w:r>
+          </w:p>
+        </w:tc>
+      </w:tr>
+      <w:tr>
+        <w:tc>
+          <w:tcPr>
+            <w:tcW w:w="567" w:type="dxa"/>
+          </w:tcPr>
+          <w:p>
+            <w:pPr>
+              <w:spacing w:line="360" w:lineRule="auto"/>
+              <w:jc w:val="center"/>
+              <w:rPr>
+                <w:rFonts w:ascii="Calibri" w:hAnsi="Calibri" w:cs="Calibri"/>
+              </w:rPr>
+            </w:pPr>
+            <w:r>
+              <w:rPr>
+                <w:rFonts w:ascii="Segoe UI Symbol" w:hAnsi="Segoe UI Symbol" w:cs="Segoe UI Symbol"/>
+              </w:rPr>
+              <w:t>☐</w:t>
+            </w:r>
+          </w:p>
+        </w:tc>
+        <w:tc>
+          <w:tcPr>
+            <w:tcW w:w="8504" w:type="dxa"/>
+          </w:tcPr>
+          <w:p>
+            <w:pPr>
+              <w:spacing w:line="360" w:lineRule="auto"/>
+              <w:rPr>
+                <w:rFonts w:ascii="Calibri" w:hAnsi="Calibri" w:cs="Calibri"/>
+              </w:rPr>
+            </w:pPr>
+            <w:r>
+              <w:rPr>
+                <w:color w:val="24303B"/>
+              </w:rPr>
+              <w:t>Immunosuppressieve therapie ondergaan</w:t>
             </w:r>
           </w:p>
         </w:tc>

--- a/(e)CRF/Per protocolnaam/01_Screening-before-consent form.docx
+++ b/(e)CRF/Per protocolnaam/01_Screening-before-consent form.docx
@@ -1179,7 +1179,7 @@
               <w:rPr>
                 <w:color w:val="24303B"/>
               </w:rPr>
-              <w:t>Weigeren het voorgeschreven beschermend schoeisel te dragen</w:t>
+              <w:t>Weigeren het voorgeschreven beschermend schoeisel te dragen, of weigeren de draagsensor (Orthotimer) in de voetorthese</w:t>
             </w:r>
           </w:p>
         </w:tc>

--- a/(e)CRF/Per protocolnaam/01_Screening-before-consent form.docx
+++ b/(e)CRF/Per protocolnaam/01_Screening-before-consent form.docx
@@ -1180,6 +1180,47 @@
                 <w:color w:val="24303B"/>
               </w:rPr>
               <w:t>Weigeren het voorgeschreven beschermend schoeisel te dragen, of weigeren de draagsensor (Orthotimer) in de voetorthese</w:t>
+            </w:r>
+          </w:p>
+        </w:tc>
+      </w:tr>
+      <w:tr>
+        <w:tc>
+          <w:tcPr>
+            <w:tcW w:w="567" w:type="dxa"/>
+          </w:tcPr>
+          <w:p>
+            <w:pPr>
+              <w:spacing w:line="360" w:lineRule="auto"/>
+              <w:jc w:val="center"/>
+              <w:rPr>
+                <w:rFonts w:ascii="Segoe UI Symbol" w:hAnsi="Segoe UI Symbol" w:cs="Segoe UI Symbol"/>
+              </w:rPr>
+            </w:pPr>
+            <w:r>
+              <w:rPr>
+                <w:rFonts w:ascii="Segoe UI Symbol" w:hAnsi="Segoe UI Symbol" w:cs="Segoe UI Symbol"/>
+              </w:rPr>
+              <w:t>☐</w:t>
+            </w:r>
+          </w:p>
+        </w:tc>
+        <w:tc>
+          <w:tcPr>
+            <w:tcW w:w="8504" w:type="dxa"/>
+          </w:tcPr>
+          <w:p>
+            <w:pPr>
+              <w:spacing w:line="360" w:lineRule="auto"/>
+              <w:rPr>
+                <w:rFonts w:ascii="Calibri" w:hAnsi="Calibri" w:cs="Calibri"/>
+              </w:rPr>
+            </w:pPr>
+            <w:r>
+              <w:rPr>
+                <w:color w:val="24303B"/>
+              </w:rPr>
+              <w:t>Gelijktijdig deelnemen aan een andere klinische studie</w:t>
             </w:r>
           </w:p>
         </w:tc>
